--- a/entregas/IoT/Tarefa Semana 07 - 7.4 Tarefas/entrega/Tarefa Semana 07 - IoT.docx
+++ b/entregas/IoT/Tarefa Semana 07 - 7.4 Tarefas/entrega/Tarefa Semana 07 - IoT.docx
@@ -792,6 +792,24 @@
           <w:b/>
           <w:bCs/>
           <w:color w:val="000000"/>
+          <w:sz w:val="30"/>
+          <w:szCs w:val="30"/>
+        </w:rPr>
+        <w:t xml:space="preserve">3. Tecnologias escolhidas, e por quê</w:t>
+      </w:r>
+    </w:p>
+    <w:p>
+      <w:pPr>
+        <w:spacing w:after="120" w:before="240" w:line="276" w:lineRule="auto"/>
+        <w:ind w:firstLine="0" w:start="0"/>
+        <w:jc w:val="start"/>
+      </w:pPr>
+      <w:r>
+        <w:rPr>
+          <w:rFonts w:ascii="Open Sans" w:hAnsi="Open Sans" w:cs="Open Sans" w:eastAsia="Open Sans"/>
+          <w:b/>
+          <w:bCs/>
+          <w:color w:val="000000"/>
           <w:sz w:val="26"/>
           <w:szCs w:val="26"/>
         </w:rPr>
@@ -1352,90 +1370,117 @@
         <w:t xml:space="preserve">3.4. Hierarquia de tópicos e QoS</w:t>
       </w:r>
     </w:p>
-    <w:p>
-      <w:pPr>
-        <w:spacing w:after="0" w:before="40" w:line="240" w:lineRule="auto"/>
-        <w:ind w:firstLine="0" w:start="200"/>
-        <w:jc w:val="start"/>
-        <w:shd w:val="clear" w:fill="F5F5F5"/>
-      </w:pPr>
-      <w:r>
-        <w:rPr>
-          <w:rFonts w:ascii="Consolas" w:hAnsi="Consolas" w:cs="Consolas" w:eastAsia="Consolas"/>
-          <w:color w:val="000000"/>
-          <w:sz w:val="19"/>
-          <w:szCs w:val="19"/>
-        </w:rPr>
-        <w:t xml:space="preserve">hospital/ala-3/leito-12/vitais/spo2       QoS 0</w:t>
-      </w:r>
-    </w:p>
-    <w:p>
-      <w:pPr>
-        <w:spacing w:after="0" w:before="0" w:line="240" w:lineRule="auto"/>
-        <w:ind w:firstLine="0" w:start="200"/>
-        <w:jc w:val="start"/>
-        <w:shd w:val="clear" w:fill="F5F5F5"/>
-      </w:pPr>
-      <w:r>
-        <w:rPr>
-          <w:rFonts w:ascii="Consolas" w:hAnsi="Consolas" w:cs="Consolas" w:eastAsia="Consolas"/>
-          <w:color w:val="000000"/>
-          <w:sz w:val="19"/>
-          <w:szCs w:val="19"/>
-        </w:rPr>
-        <w:t xml:space="preserve">hospital/ala-3/leito-12/vitais/ecg        QoS 0</w:t>
-      </w:r>
-    </w:p>
-    <w:p>
-      <w:pPr>
-        <w:spacing w:after="0" w:before="0" w:line="240" w:lineRule="auto"/>
-        <w:ind w:firstLine="0" w:start="200"/>
-        <w:jc w:val="start"/>
-        <w:shd w:val="clear" w:fill="F5F5F5"/>
-      </w:pPr>
-      <w:r>
-        <w:rPr>
-          <w:rFonts w:ascii="Consolas" w:hAnsi="Consolas" w:cs="Consolas" w:eastAsia="Consolas"/>
-          <w:color w:val="000000"/>
-          <w:sz w:val="19"/>
-          <w:szCs w:val="19"/>
-        </w:rPr>
-        <w:t xml:space="preserve">hospital/ala-3/leito-12/vitais/temp       QoS 0</w:t>
-      </w:r>
-    </w:p>
-    <w:p>
-      <w:pPr>
-        <w:spacing w:after="0" w:before="0" w:line="240" w:lineRule="auto"/>
-        <w:ind w:firstLine="0" w:start="200"/>
-        <w:jc w:val="start"/>
-        <w:shd w:val="clear" w:fill="F5F5F5"/>
-      </w:pPr>
-      <w:r>
-        <w:rPr>
-          <w:rFonts w:ascii="Consolas" w:hAnsi="Consolas" w:cs="Consolas" w:eastAsia="Consolas"/>
-          <w:color w:val="000000"/>
-          <w:sz w:val="19"/>
-          <w:szCs w:val="19"/>
-        </w:rPr>
-        <w:t xml:space="preserve">hospital/ala-3/leito-12/alerta/critico    QoS 2</w:t>
-      </w:r>
-    </w:p>
-    <w:p>
-      <w:pPr>
-        <w:spacing w:after="120" w:before="0" w:line="240" w:lineRule="auto"/>
-        <w:ind w:firstLine="0" w:start="200"/>
-        <w:jc w:val="start"/>
-        <w:shd w:val="clear" w:fill="F5F5F5"/>
-      </w:pPr>
-      <w:r>
-        <w:rPr>
-          <w:rFonts w:ascii="Consolas" w:hAnsi="Consolas" w:cs="Consolas" w:eastAsia="Consolas"/>
-          <w:color w:val="000000"/>
-          <w:sz w:val="19"/>
-          <w:szCs w:val="19"/>
-        </w:rPr>
-        <w:t xml:space="preserve">hospital/ala-3/leito-12/status/conexao    QoS 1  (retained + LWT)</w:t>
-      </w:r>
+    <w:tbl>
+      <w:tblPr>
+        <w:tblW w:w="5000" w:type="pct"/>
+        <w:tblBorders>
+          <w:top w:val="single" w:sz="4" w:space="0" w:color="D8DEE4"/>
+          <w:left w:val="single" w:sz="4" w:space="0" w:color="D8DEE4"/>
+          <w:bottom w:val="single" w:sz="4" w:space="0" w:color="D8DEE4"/>
+          <w:right w:val="single" w:sz="4" w:space="0" w:color="D8DEE4"/>
+        </w:tblBorders>
+        <w:tblCellMar>
+          <w:top w:w="80" w:type="dxa"/>
+          <w:left w:w="140" w:type="dxa"/>
+          <w:bottom w:w="80" w:type="dxa"/>
+          <w:right w:w="140" w:type="dxa"/>
+        </w:tblCellMar>
+      </w:tblPr>
+      <w:tr>
+        <w:tc>
+          <w:tcPr>
+            <w:tcW w:w="5000" w:type="pct"/>
+            <w:shd w:val="clear" w:fill="F6F8FA"/>
+          </w:tcPr>
+          <w:p>
+            <w:pPr>
+              <w:spacing w:after="0" w:before="40" w:line="240" w:lineRule="auto"/>
+              <w:ind w:firstLine="0" w:start="0"/>
+              <w:jc w:val="start"/>
+            </w:pPr>
+            <w:r>
+              <w:rPr>
+                <w:rFonts w:ascii="Consolas" w:hAnsi="Consolas" w:cs="Consolas" w:eastAsia="Consolas"/>
+                <w:color w:val="1F2328"/>
+                <w:sz w:val="18"/>
+                <w:szCs w:val="18"/>
+              </w:rPr>
+              <w:t xml:space="preserve">hospital/ala-3/leito-12/vitais/spo2       QoS 0</w:t>
+            </w:r>
+          </w:p>
+          <w:p>
+            <w:pPr>
+              <w:spacing w:after="0" w:before="0" w:line="240" w:lineRule="auto"/>
+              <w:ind w:firstLine="0" w:start="0"/>
+              <w:jc w:val="start"/>
+            </w:pPr>
+            <w:r>
+              <w:rPr>
+                <w:rFonts w:ascii="Consolas" w:hAnsi="Consolas" w:cs="Consolas" w:eastAsia="Consolas"/>
+                <w:color w:val="1F2328"/>
+                <w:sz w:val="18"/>
+                <w:szCs w:val="18"/>
+              </w:rPr>
+              <w:t xml:space="preserve">hospital/ala-3/leito-12/vitais/ecg        QoS 0</w:t>
+            </w:r>
+          </w:p>
+          <w:p>
+            <w:pPr>
+              <w:spacing w:after="0" w:before="0" w:line="240" w:lineRule="auto"/>
+              <w:ind w:firstLine="0" w:start="0"/>
+              <w:jc w:val="start"/>
+            </w:pPr>
+            <w:r>
+              <w:rPr>
+                <w:rFonts w:ascii="Consolas" w:hAnsi="Consolas" w:cs="Consolas" w:eastAsia="Consolas"/>
+                <w:color w:val="1F2328"/>
+                <w:sz w:val="18"/>
+                <w:szCs w:val="18"/>
+              </w:rPr>
+              <w:t xml:space="preserve">hospital/ala-3/leito-12/vitais/temp       QoS 0</w:t>
+            </w:r>
+          </w:p>
+          <w:p>
+            <w:pPr>
+              <w:spacing w:after="0" w:before="0" w:line="240" w:lineRule="auto"/>
+              <w:ind w:firstLine="0" w:start="0"/>
+              <w:jc w:val="start"/>
+            </w:pPr>
+            <w:r>
+              <w:rPr>
+                <w:rFonts w:ascii="Consolas" w:hAnsi="Consolas" w:cs="Consolas" w:eastAsia="Consolas"/>
+                <w:color w:val="1F2328"/>
+                <w:sz w:val="18"/>
+                <w:szCs w:val="18"/>
+              </w:rPr>
+              <w:t xml:space="preserve">hospital/ala-3/leito-12/alerta/critico    QoS 2</w:t>
+            </w:r>
+          </w:p>
+          <w:p>
+            <w:pPr>
+              <w:spacing w:after="0" w:before="0" w:line="240" w:lineRule="auto"/>
+              <w:ind w:firstLine="0" w:start="0"/>
+              <w:jc w:val="start"/>
+            </w:pPr>
+            <w:r>
+              <w:rPr>
+                <w:rFonts w:ascii="Consolas" w:hAnsi="Consolas" w:cs="Consolas" w:eastAsia="Consolas"/>
+                <w:color w:val="1F2328"/>
+                <w:sz w:val="18"/>
+                <w:szCs w:val="18"/>
+              </w:rPr>
+              <w:t xml:space="preserve">hospital/ala-3/leito-12/status/conexao    QoS 1  (retained + LWT)</w:t>
+            </w:r>
+          </w:p>
+        </w:tc>
+      </w:tr>
+    </w:tbl>
+    <w:p>
+      <w:pPr>
+        <w:spacing w:after="60" w:before="0" w:line="276" w:lineRule="auto"/>
+        <w:ind w:firstLine="0" w:start="0"/>
+        <w:jc w:val="start"/>
+      </w:pPr>
     </w:p>
     <w:p>
       <w:pPr>
